--- a/KURIKULUM2026_REVISI/018_PANDUAN_RUBRIK_KLASTER_DAN_MODEL_ASESMEN_OBE_DOSEN.docx
+++ b/KURIKULUM2026_REVISI/018_PANDUAN_RUBRIK_KLASTER_DAN_MODEL_ASESMEN_OBE_DOSEN.docx
@@ -693,7 +693,7 @@
           <w:color w:val="262626"/>
           <w:sz w:val="21"/>
         </w:rPr>
-        <w:t>Daftar MK: `STI-102 Kalkulus`, `STI-103 Arsitektur &amp; Org. STI`, `STI-201 Matematika Diskrit &amp; Logika`, `STI-202 Aljabar Linear`, `STI-405 Dasar Keamanan Informasi`, `FST-408 Probabilitas &amp; Statistika`, `FST-611 Metodologi Penelitian`.</w:t>
+        <w:t>Daftar MK: `STI-102 Kalkulus`, `STI-103 Arsitektur &amp; Org. STI`, `STI-204 Matematika Diskrit &amp; Logika`, `STI-205 Aljabar Linear`, `STI-418 Dasar Keamanan Informasi`, `FST-408 Probabilitas &amp; Statistika`, `FST-611 Metodologi Penelitian`.</w:t>
       </w:r>
     </w:p>
     <w:p>
@@ -1378,7 +1378,7 @@
           <w:color w:val="262626"/>
           <w:sz w:val="21"/>
         </w:rPr>
-        <w:t>Daftar MK: `FST-102 Algoritma`, `FST-203 Struktur Data`, `FST-207 Basis Data`, `STI-306 Web Front-End`, `STI-407 Web Back-End`, `STI-505 Mobile App`, `STI-402 DW &amp; BI`, `STI-604 Platform Engineering`.</w:t>
+        <w:t>Daftar MK: `FST-102 Algoritma`, `FST-203 Struktur Data`, `FST-207 Basis Data`, `STI-311 Web Front-End`, `STI-416 Web Back-End`, `STI-522 Mobile App`, `STI-415 DW &amp; BI`, `STI-627 Platform Engineering`.</w:t>
       </w:r>
     </w:p>
     <w:p>
@@ -2373,7 +2373,7 @@
           <w:color w:val="262626"/>
           <w:sz w:val="21"/>
         </w:rPr>
-        <w:t>Daftar MK: `STI-302 AI`, `STI-401 Machine Learning`, `STI-403 NLP &amp; IR`, `STI-501 Deep Learning`, `STI-504 IoT`, `STI-404 Cloud Computing`, `STI-601 Integrasi AI`, `STI-603 Keamanan Lanjut`, seluruh MK Pilihan `STA` dan `STB`.</w:t>
+        <w:t>Daftar MK: `STI-307 AI`, `STI-413 Machine Learning`, `STI-414 NLP &amp; IR`, `STI-626 Deep Learning`, `STI-521 IoT`, `STI-417 Cloud Computing`, `STI-624 Integrasi AI`, `STI-519 Keamanan Lanjut`, seluruh MK Pilihan `STA` dan `STB`.</w:t>
       </w:r>
     </w:p>
     <w:p>
@@ -3317,7 +3317,7 @@
           <w:color w:val="262626"/>
           <w:sz w:val="21"/>
         </w:rPr>
-        <w:t>Daftar MK: `STI-301 APSI`, `STI-304 RPL`, `STI-506 Manpro TI`, `STI-602 Smart City`, `STI-701 Startup Digital`, `FST-610 Capstone Project`, `FST-612 PKL`, `FST-613 Pra-Skripsi`, `FST-714 Skripsi`.</w:t>
+        <w:t>Daftar MK: `STI-306 APSI`, `STI-309 RPL`, `STI-523 Manpro TI`, `STI-625 Smart City`, `STI-728 Startup Digital`, `FST-610 Capstone Project`, `FST-612 PKL`, `FST-613 Pra-Skripsi`, `FST-714 Skripsi`.</w:t>
       </w:r>
     </w:p>
     <w:p>
@@ -4224,7 +4224,7 @@
               <w:br/>
               <w:t>================================================================================================================</w:t>
               <w:br/>
-              <w:t>Mata Kuliah : [STI-401] Machine Learning (3 SKS)                   Semester / Kelas : 4 / A</w:t>
+              <w:t>Mata Kuliah : [STI-413] Machine Learning (3 SKS)                   Semester / Kelas : 4 / A</w:t>
               <w:br/>
               <w:t>Klaster     : K-3 (AI, Cloud &amp; Cybersecurity)                     Dosen Pengampu   : [Nama Dosen]</w:t>
               <w:br/>
